--- a/episodes/The_Dark_Rise_Episode_84.docx
+++ b/episodes/The_Dark_Rise_Episode_84.docx
@@ -163,25 +163,12 @@
           <w:sz w:val="24"/>
           <w:szCs w:val="24"/>
         </w:rPr>
-        <w:t xml:space="preserve">By midmorning the patrols went out changed, staggered, unequal in number and hour, exactly as Osadebe had insisted. He walked the first route himself rather than send a soldier who had never seen Mfoniso's face, and Chidebe took the second, leaving only a skeleton watch on the compound wall for the first time since the third bend. It felt, Amara admitted to Obi as they watched the soldiers go, like taking a breath they had been holding since Episode eighty two.</w:t>
-      </w:r>
-    </w:p>
-    <w:p>
-      <w:pPr>
-        <w:spacing w:after="0" w:line="360"/>
-      </w:pPr>
-      <w:r>
-        <w:rPr>
-          <w:rFonts w:ascii="Georgia" w:hAnsi="Georgia" w:cs="Georgia"/>
-          <w:sz w:val="24"/>
-          <w:szCs w:val="24"/>
-        </w:rPr>
-        <w:t xml:space="preserve"/>
-      </w:r>
-    </w:p>
-    <w:p>
-      <w:pPr>
-        <w:spacing w:after="60" w:line="360"/>
+        <w:t xml:space="preserve">By midmorning the patrols went out changed, staggered, unequal in number and hour, exactly as Osadebe had insisted. He walked the first route himself rather than send a soldier who had never seen Mfoniso's face, and Chidebe took the second, leaving only a skeleton watch on the compound wall for the first time since the third bend. It felt, Amara admitted to Obi as they watched the soldiers go, like taking a breath they had been holding since the night the presence tore itself free of Zara.</w:t>
+      </w:r>
+    </w:p>
+    <w:p>
+      <w:pPr>
+        <w:spacing w:after="60" w:line="360" w:before="480"/>
         <w:ind w:firstLine="360"/>
       </w:pPr>
       <w:r>
@@ -265,20 +252,7 @@
     </w:p>
     <w:p>
       <w:pPr>
-        <w:spacing w:after="0" w:line="360"/>
-      </w:pPr>
-      <w:r>
-        <w:rPr>
-          <w:rFonts w:ascii="Georgia" w:hAnsi="Georgia" w:cs="Georgia"/>
-          <w:sz w:val="24"/>
-          <w:szCs w:val="24"/>
-        </w:rPr>
-        <w:t xml:space="preserve"/>
-      </w:r>
-    </w:p>
-    <w:p>
-      <w:pPr>
-        <w:spacing w:after="60" w:line="360"/>
+        <w:spacing w:after="60" w:line="360" w:before="480"/>
         <w:ind w:firstLine="360"/>
       </w:pPr>
       <w:r>
@@ -348,20 +322,7 @@
     </w:p>
     <w:p>
       <w:pPr>
-        <w:spacing w:after="0" w:line="360"/>
-      </w:pPr>
-      <w:r>
-        <w:rPr>
-          <w:rFonts w:ascii="Georgia" w:hAnsi="Georgia" w:cs="Georgia"/>
-          <w:sz w:val="24"/>
-          <w:szCs w:val="24"/>
-        </w:rPr>
-        <w:t xml:space="preserve"/>
-      </w:r>
-    </w:p>
-    <w:p>
-      <w:pPr>
-        <w:spacing w:after="60" w:line="360"/>
+        <w:spacing w:after="60" w:line="360" w:before="480"/>
         <w:ind w:firstLine="360"/>
       </w:pPr>
       <w:r>
